--- a/docs/student-worksheet.docx
+++ b/docs/student-worksheet.docx
@@ -7,56 +7,17 @@
         <w:pStyle w:val="Title"/>
       </w:pPr>
       <w:r>
-        <w:t>Unsere Smart Factory</w:t>
+        <w:t>Autonomous Robot Sorting</w:t>
       </w:r>
     </w:p>
     <w:p>
       <w:r>
-        <w:rPr>
-          <w:color w:val="607383"/>
-          <w:sz w:val="20"/>
-        </w:rPr>
-        <w:t>T17(1) · Student worksheet · Team: __________ · Names: _______________________</w:t>
+        <w:t>Team: __________  Names: ____________________  22 October 2026</w:t>
       </w:r>
     </w:p>
     <w:p>
-      <w:pPr>
-        <w:spacing w:after="40"/>
-        <w:jc w:val="center"/>
-      </w:pPr>
       <w:r>
-        <w:drawing>
-          <wp:inline xmlns:a="http://schemas.openxmlformats.org/drawingml/2006/main" xmlns:pic="http://schemas.openxmlformats.org/drawingml/2006/picture">
-            <wp:extent cx="5394960" cy="1665111"/>
-            <wp:docPr id="1" name="Picture 1"/>
-            <wp:cNvGraphicFramePr>
-              <a:graphicFrameLocks noChangeAspect="1"/>
-            </wp:cNvGraphicFramePr>
-            <a:graphic>
-              <a:graphicData uri="http://schemas.openxmlformats.org/drawingml/2006/picture">
-                <pic:pic>
-                  <pic:nvPicPr>
-                    <pic:cNvPr id="0" name="cps-loop.png"/>
-                    <pic:cNvPicPr/>
-                  </pic:nvPicPr>
-                  <pic:blipFill>
-                    <a:blip r:embed="rId10"/>
-                    <a:stretch>
-                      <a:fillRect/>
-                    </a:stretch>
-                  </pic:blipFill>
-                  <pic:spPr>
-                    <a:xfrm>
-                      <a:off x="0" y="0"/>
-                      <a:ext cx="5394960" cy="1665111"/>
-                    </a:xfrm>
-                    <a:prstGeom prst="rect"/>
-                  </pic:spPr>
-                </pic:pic>
-              </a:graphicData>
-            </a:graphic>
-          </wp:inline>
-        </w:drawing>
+        <w:t>Mission: Observe, decide, act, check. Sort red and blue objects. Reject unknown or missing readings. Work in pairs: one types, one predicts; swap roles after each activity.</w:t>
       </w:r>
     </w:p>
     <w:p>
@@ -64,12 +25,42 @@
         <w:pStyle w:val="Heading1"/>
       </w:pPr>
       <w:r>
-        <w:t>Your mission</w:t>
+        <w:t>A. First Python experiments (25 min)</w:t>
       </w:r>
     </w:p>
     <w:p>
       <w:r>
-        <w:t>Sensor → Python → actuator → feedback. Sort red and blue tokens; unknown results must not be guessed.</w:t>
+        <w:t xml:space="preserve">Run </w:t>
+      </w:r>
+      <w:r>
+        <w:rPr>
+          <w:rFonts w:ascii="DejaVu Sans Mono" w:hAnsi="DejaVu Sans Mono"/>
+          <w:sz w:val="18"/>
+        </w:rPr>
+        <w:t>python exercises/01_python.py</w:t>
+      </w:r>
+      <w:r>
+        <w:t>. Predict first: how many greeting lines? ____</w:t>
+      </w:r>
+    </w:p>
+    <w:p>
+      <w:r>
+        <w:t>Change the greeting and make it repeat five times. Actual greeting lines: ____</w:t>
+      </w:r>
+    </w:p>
+    <w:p>
+      <w:r>
+        <w:t xml:space="preserve">Change the color decision so red goes right and blue goes left. Explain your </w:t>
+      </w:r>
+      <w:r>
+        <w:rPr>
+          <w:rFonts w:ascii="DejaVu Sans Mono" w:hAnsi="DejaVu Sans Mono"/>
+          <w:sz w:val="18"/>
+        </w:rPr>
+        <w:t>if</w:t>
+      </w:r>
+      <w:r>
+        <w:t>: ____________________</w:t>
       </w:r>
     </w:p>
     <w:p>
@@ -77,27 +68,32 @@
         <w:pStyle w:val="Heading1"/>
       </w:pPr>
       <w:r>
-        <w:t>1 · Hello robot</w:t>
-      </w:r>
-    </w:p>
-    <w:p>
-      <w:pPr>
-        <w:spacing w:after="60"/>
-        <w:ind w:left="317"/>
-      </w:pPr>
-      <w:r>
-        <w:rPr>
-          <w:rFonts w:ascii="DejaVu Sans Mono" w:hAnsi="DejaVu Sans Mono"/>
-          <w:color w:val="197F80"/>
-          <w:sz w:val="16"/>
-        </w:rPr>
-        <w:t>python exercises/01_python.py</w:t>
-        <w:br/>
+        <w:t>B. Sensors and decisions (35 min)</w:t>
       </w:r>
     </w:p>
     <w:p>
       <w:r>
-        <w:t>Change range(3) to range(5). Write down the output: ___________________________</w:t>
+        <w:t xml:space="preserve">Run </w:t>
+      </w:r>
+      <w:r>
+        <w:rPr>
+          <w:rFonts w:ascii="DejaVu Sans Mono" w:hAnsi="DejaVu Sans Mono"/>
+          <w:sz w:val="18"/>
+        </w:rPr>
+        <w:t>python exercises/03_vision.py</w:t>
+      </w:r>
+      <w:r>
+        <w:t>. Predict what red / blue / unknown produce.</w:t>
+      </w:r>
+    </w:p>
+    <w:p>
+      <w:r>
+        <w:t>Try an unfamiliar color and a missing reading. What should happen? ____________________</w:t>
+      </w:r>
+    </w:p>
+    <w:p>
+      <w:r>
+        <w:t>Compare the image examples or live camera. One recognition problem: ____________________</w:t>
       </w:r>
     </w:p>
     <w:p>
@@ -105,27 +101,37 @@
         <w:pStyle w:val="Heading1"/>
       </w:pPr>
       <w:r>
-        <w:t>2 · Plan robot actions</w:t>
-      </w:r>
-    </w:p>
-    <w:p>
-      <w:pPr>
-        <w:spacing w:after="60"/>
-        <w:ind w:left="317"/>
-      </w:pPr>
-      <w:r>
-        <w:rPr>
-          <w:rFonts w:ascii="DejaVu Sans Mono" w:hAnsi="DejaVu Sans Mono"/>
-          <w:color w:val="197F80"/>
-          <w:sz w:val="16"/>
-        </w:rPr>
-        <w:t>python exercises/02_robot.py</w:t>
-        <w:br/>
+        <w:t>C. Robot, conveyor and camera (3 × 15 min)</w:t>
       </w:r>
     </w:p>
     <w:p>
       <w:r>
-        <w:t>Swap left and right. What changed? ________________________________________</w:t>
+        <w:t xml:space="preserve">Follow your assigned rotation. Keep hands clear of moving equipment. The instructor enables physical motion. Offline: </w:t>
+      </w:r>
+      <w:r>
+        <w:rPr>
+          <w:rFonts w:ascii="DejaVu Sans Mono" w:hAnsi="DejaVu Sans Mono"/>
+          <w:sz w:val="18"/>
+        </w:rPr>
+        <w:t>python exercises/02_robot.py</w:t>
+      </w:r>
+      <w:r>
+        <w:t xml:space="preserve"> and </w:t>
+      </w:r>
+      <w:r>
+        <w:rPr>
+          <w:rFonts w:ascii="DejaVu Sans Mono" w:hAnsi="DejaVu Sans Mono"/>
+          <w:sz w:val="18"/>
+        </w:rPr>
+        <w:t>python -m workshop</w:t>
+      </w:r>
+      <w:r>
+        <w:t>.</w:t>
+      </w:r>
+    </w:p>
+    <w:p>
+      <w:r>
+        <w:t>One observation: ____________________  One improvement: ____________________</w:t>
       </w:r>
     </w:p>
     <w:p>
@@ -133,32 +139,62 @@
         <w:pStyle w:val="Heading1"/>
       </w:pPr>
       <w:r>
-        <w:t>3 · Camera decision</w:t>
-      </w:r>
-    </w:p>
-    <w:p>
-      <w:pPr>
-        <w:spacing w:after="60"/>
-        <w:ind w:left="317"/>
-      </w:pPr>
-      <w:r>
-        <w:rPr>
-          <w:rFonts w:ascii="DejaVu Sans Mono" w:hAnsi="DejaVu Sans Mono"/>
-          <w:color w:val="197F80"/>
-          <w:sz w:val="16"/>
-        </w:rPr>
-        <w:t>python exercises/03_vision.py</w:t>
-        <w:br/>
+        <w:t>D. Build your sorter (45 min)</w:t>
       </w:r>
     </w:p>
     <w:p>
       <w:r>
-        <w:t>Try red / blue / unknown. What must happen with unknown? ____________________</w:t>
+        <w:t xml:space="preserve">Run </w:t>
+      </w:r>
+      <w:r>
+        <w:rPr>
+          <w:rFonts w:ascii="DejaVu Sans Mono" w:hAnsi="DejaVu Sans Mono"/>
+          <w:sz w:val="18"/>
+        </w:rPr>
+        <w:t>python exercises/04_sort.py</w:t>
+      </w:r>
+      <w:r>
+        <w:t>. Use the five-object sequence shown in the file.</w:t>
       </w:r>
     </w:p>
     <w:p>
       <w:r>
-        <w:br w:type="page"/>
+        <w:t>Predict: left ____ right ____ reject ____  Actual: left ____ right ____ reject ____</w:t>
+      </w:r>
+    </w:p>
+    <w:p>
+      <w:r>
+        <w:t>Reverse red and blue destinations; run again. Does unknown stay rejected? ____</w:t>
+      </w:r>
+    </w:p>
+    <w:p>
+      <w:r>
+        <w:t xml:space="preserve">Run </w:t>
+      </w:r>
+      <w:r>
+        <w:rPr>
+          <w:rFonts w:ascii="DejaVu Sans Mono" w:hAnsi="DejaVu Sans Mono"/>
+          <w:sz w:val="18"/>
+        </w:rPr>
+        <w:t>python exercises/05_visual_sort.py</w:t>
+      </w:r>
+      <w:r>
+        <w:t xml:space="preserve">; open </w:t>
+      </w:r>
+      <w:r>
+        <w:rPr>
+          <w:rFonts w:ascii="DejaVu Sans Mono" w:hAnsi="DejaVu Sans Mono"/>
+          <w:sz w:val="18"/>
+        </w:rPr>
+        <w:t>sorting-result.html</w:t>
+      </w:r>
+      <w:r>
+        <w:t xml:space="preserve"> in a browser.</w:t>
+      </w:r>
+    </w:p>
+    <w:p>
+      <w:r>
+        <w:t>Change a Python rule and run again. Which block moved differently? ____________________</w:t>
       </w:r>
     </w:p>
     <w:p>
@@ -166,77 +202,52 @@
         <w:pStyle w:val="Heading1"/>
       </w:pPr>
       <w:r>
-        <w:t>4 · The five-object challenge</w:t>
-      </w:r>
-    </w:p>
-    <w:p>
-      <w:pPr>
-        <w:spacing w:after="20"/>
-        <w:jc w:val="center"/>
-      </w:pPr>
-      <w:r>
-        <w:drawing>
-          <wp:inline xmlns:a="http://schemas.openxmlformats.org/drawingml/2006/main" xmlns:pic="http://schemas.openxmlformats.org/drawingml/2006/picture">
-            <wp:extent cx="5394960" cy="2464364"/>
-            <wp:docPr id="2" name="Picture 2"/>
-            <wp:cNvGraphicFramePr>
-              <a:graphicFrameLocks noChangeAspect="1"/>
-            </wp:cNvGraphicFramePr>
-            <a:graphic>
-              <a:graphicData uri="http://schemas.openxmlformats.org/drawingml/2006/picture">
-                <pic:pic>
-                  <pic:nvPicPr>
-                    <pic:cNvPr id="0" name="five-results.png"/>
-                    <pic:cNvPicPr/>
-                  </pic:nvPicPr>
-                  <pic:blipFill>
-                    <a:blip r:embed="rId11"/>
-                    <a:stretch>
-                      <a:fillRect/>
-                    </a:stretch>
-                  </pic:blipFill>
-                  <pic:spPr>
-                    <a:xfrm>
-                      <a:off x="0" y="0"/>
-                      <a:ext cx="5394960" cy="2464364"/>
-                    </a:xfrm>
-                    <a:prstGeom prst="rect"/>
-                  </pic:spPr>
-                </pic:pic>
-              </a:graphicData>
-            </a:graphic>
-          </wp:inline>
-        </w:drawing>
-      </w:r>
-    </w:p>
-    <w:p>
-      <w:pPr>
-        <w:spacing w:after="60"/>
-        <w:ind w:left="317"/>
-      </w:pPr>
-      <w:r>
-        <w:rPr>
-          <w:rFonts w:ascii="DejaVu Sans Mono" w:hAnsi="DejaVu Sans Mono"/>
-          <w:color w:val="197F80"/>
-          <w:sz w:val="16"/>
-        </w:rPr>
-        <w:t>python exercises/04_sort.py</w:t>
-        <w:br/>
+        <w:t>E. Challenge board (40 min)</w:t>
       </w:r>
     </w:p>
     <w:p>
       <w:r>
-        <w:t>Swap red and blue destinations. Predict the counts before running.</w:t>
+        <w:t>Finish 1 and 2 first, then choose. Tick a box after you can explain your result.</w:t>
       </w:r>
     </w:p>
     <w:p>
       <w:r>
-        <w:t>Left: ______ Right: ______ Reject: ______</w:t>
+        <w:t>[ ] 1 Easy: Reverse the destinations and verify the result.</w:t>
       </w:r>
     </w:p>
     <w:p>
       <w:r>
-        <w:t>Bonus: use a real webcam only after the instructor has tested and enabled it.</w:t>
+        <w:t>[ ] 2 Easy: Count left, right and reject. Do they sum to the number of objects?</w:t>
+      </w:r>
+    </w:p>
+    <w:p>
+      <w:r>
+        <w:t>[ ] 3 Medium: Add green and choose a destination. Test it.</w:t>
+      </w:r>
+    </w:p>
+    <w:p>
+      <w:r>
+        <w:t>[ ] 4 Medium: Reject missing (</w:t>
+      </w:r>
+      <w:r>
+        <w:rPr>
+          <w:rFonts w:ascii="DejaVu Sans Mono" w:hAnsi="DejaVu Sans Mono"/>
+          <w:sz w:val="18"/>
+        </w:rPr>
+        <w:t>None</w:t>
+      </w:r>
+      <w:r>
+        <w:t>) and invalid color readings.</w:t>
+      </w:r>
+    </w:p>
+    <w:p>
+      <w:r>
+        <w:t>[ ] 5 Medium: Create two sequences. Predict counts before running each one.</w:t>
+      </w:r>
+    </w:p>
+    <w:p>
+      <w:r>
+        <w:t>[ ] 6 Advanced: Improve reliability. Demonstrate your idea in simulation.</w:t>
       </w:r>
     </w:p>
     <w:p>
@@ -244,78 +255,32 @@
         <w:pStyle w:val="Heading1"/>
       </w:pPr>
       <w:r>
-        <w:t>What is cyber-physical here?</w:t>
+        <w:t>Show your result (2–3 min per pair)</w:t>
       </w:r>
     </w:p>
     <w:p>
       <w:r>
-        <w:t>Sensor: _____________________  Decision: _____________________</w:t>
+        <w:t>Our rule: ____________________  Test result: ____________________</w:t>
       </w:r>
     </w:p>
     <w:p>
       <w:r>
-        <w:t>Actuator: __________________  Safety rule: ___________________</w:t>
-      </w:r>
-    </w:p>
-    <w:p>
-      <w:pPr>
-        <w:pStyle w:val="Heading1"/>
-      </w:pPr>
-      <w:r>
-        <w:t>Safety</w:t>
+        <w:t>Sensor: __________  Actuator: __________  Failure and response: ____________________</w:t>
       </w:r>
     </w:p>
     <w:p>
       <w:r>
-        <w:t>Hands away from the moving robot and belt. If motion, camera, or an object behaves unexpectedly, stop and ask the instructor.</w:t>
+        <w:t>Stop and ask the instructor if equipment behaves unexpectedly. No installation or ROS commands are needed for these activities.</w:t>
       </w:r>
     </w:p>
     <w:sectPr>
-      <w:headerReference w:type="default" r:id="rId9"/>
-      <w:footerReference w:type="default" r:id="rId12"/>
-      <w:pgSz w:w="12240" w:h="15840"/>
-      <w:pgMar w:top="792" w:right="1123" w:bottom="864" w:left="1123" w:header="720" w:footer="720" w:gutter="0"/>
+      <w:pgSz w:w="11909" w:h="16834"/>
+      <w:pgMar w:top="648" w:right="835" w:bottom="648" w:left="835" w:header="720" w:footer="720" w:gutter="0"/>
       <w:cols w:space="720"/>
       <w:docGrid w:linePitch="360"/>
     </w:sectPr>
   </w:body>
 </w:document>
-</file>
-
-<file path=word/footer1.xml><?xml version="1.0" encoding="utf-8"?>
-<w:ftr xmlns:m="http://schemas.openxmlformats.org/officeDocument/2006/math" xmlns:mc="http://schemas.openxmlformats.org/markup-compatibility/2006" xmlns:mo="http://schemas.microsoft.com/office/mac/office/2008/main" xmlns:mv="urn:schemas-microsoft-com:mac:vml" xmlns:o="urn:schemas-microsoft-com:office:office" xmlns:r="http://schemas.openxmlformats.org/officeDocument/2006/relationships" xmlns:v="urn:schemas-microsoft-com:vml" xmlns:w10="urn:schemas-microsoft-com:office:word" xmlns:w14="http://schemas.microsoft.com/office/word/2010/wordml" xmlns:w="http://schemas.openxmlformats.org/wordprocessingml/2006/main" xmlns:wne="http://schemas.microsoft.com/office/word/2006/wordml" xmlns:wp14="http://schemas.microsoft.com/office/word/2010/wordprocessingDrawing" xmlns:wp="http://schemas.openxmlformats.org/drawingml/2006/wordprocessingDrawing" xmlns:wpc="http://schemas.microsoft.com/office/word/2010/wordprocessingCanvas" xmlns:wpg="http://schemas.microsoft.com/office/word/2010/wordprocessingGroup" xmlns:wpi="http://schemas.microsoft.com/office/word/2010/wordprocessingInk" xmlns:wps="http://schemas.microsoft.com/office/word/2010/wordprocessingShape" mc:Ignorable="w14 wp14">
-  <w:p>
-    <w:pPr>
-      <w:pStyle w:val="Footer"/>
-      <w:jc w:val="right"/>
-    </w:pPr>
-    <w:r>
-      <w:rPr>
-        <w:color w:val="607383"/>
-        <w:sz w:val="14"/>
-      </w:rPr>
-      <w:t>T17(1) | Exciting Science 2026  ·  Workshop draft</w:t>
-    </w:r>
-  </w:p>
-</w:ftr>
-</file>
-
-<file path=word/header1.xml><?xml version="1.0" encoding="utf-8"?>
-<w:hdr xmlns:m="http://schemas.openxmlformats.org/officeDocument/2006/math" xmlns:mc="http://schemas.openxmlformats.org/markup-compatibility/2006" xmlns:mo="http://schemas.microsoft.com/office/mac/office/2008/main" xmlns:mv="urn:schemas-microsoft-com:mac:vml" xmlns:o="urn:schemas-microsoft-com:office:office" xmlns:r="http://schemas.openxmlformats.org/officeDocument/2006/relationships" xmlns:v="urn:schemas-microsoft-com:vml" xmlns:w10="urn:schemas-microsoft-com:office:word" xmlns:w14="http://schemas.microsoft.com/office/word/2010/wordml" xmlns:w="http://schemas.openxmlformats.org/wordprocessingml/2006/main" xmlns:wne="http://schemas.microsoft.com/office/word/2006/wordml" xmlns:wp14="http://schemas.microsoft.com/office/word/2010/wordprocessingDrawing" xmlns:wp="http://schemas.openxmlformats.org/drawingml/2006/wordprocessingDrawing" xmlns:wpc="http://schemas.microsoft.com/office/word/2010/wordprocessingCanvas" xmlns:wpg="http://schemas.microsoft.com/office/word/2010/wordprocessingGroup" xmlns:wpi="http://schemas.microsoft.com/office/word/2010/wordprocessingInk" xmlns:wps="http://schemas.microsoft.com/office/word/2010/wordprocessingShape" mc:Ignorable="w14 wp14">
-  <w:p>
-    <w:pPr>
-      <w:pStyle w:val="Header"/>
-    </w:pPr>
-    <w:r>
-      <w:rPr>
-        <w:rFonts w:ascii="DejaVu Sans" w:hAnsi="DejaVu Sans"/>
-        <w:color w:val="197F80"/>
-        <w:sz w:val="15"/>
-      </w:rPr>
-      <w:t>MONTANUNIVERSITÄT LEOBEN  /  CYBER-PHYSICAL SYSTEMS</w:t>
-    </w:r>
-  </w:p>
-</w:hdr>
 </file>
 
 <file path=word/numbering.xml><?xml version="1.0" encoding="utf-8"?>
@@ -682,12 +647,12 @@
     <w:qFormat/>
     <w:rsid w:val="00FC693F"/>
     <w:pPr>
-      <w:spacing w:after="80"/>
+      <w:spacing w:after="60" w:line="240" w:lineRule="auto"/>
     </w:pPr>
     <w:rPr>
       <w:rFonts w:ascii="DejaVu Sans" w:hAnsi="DejaVu Sans"/>
-      <w:color w:val="273C4D"/>
-      <w:sz w:val="18"/>
+      <w:color w:val="17354B"/>
+      <w:sz w:val="20"/>
     </w:rPr>
   </w:style>
   <w:style w:type="paragraph" w:styleId="Header">
@@ -745,7 +710,7 @@
     <w:pPr>
       <w:keepNext/>
       <w:keepLines/>
-      <w:spacing w:before="140" w:after="40"/>
+      <w:spacing w:before="140" w:after="60"/>
       <w:outlineLvl w:val="0"/>
     </w:pPr>
     <w:rPr>
@@ -753,7 +718,7 @@
       <w:b/>
       <w:bCs/>
       <w:color w:val="17354B"/>
-      <w:sz w:val="26"/>
+      <w:sz w:val="22"/>
       <w:szCs w:val="28"/>
     </w:rPr>
   </w:style>
@@ -769,7 +734,7 @@
     <w:pPr>
       <w:keepNext/>
       <w:keepLines/>
-      <w:spacing w:before="200" w:after="0"/>
+      <w:spacing w:before="200" w:after="60"/>
       <w:outlineLvl w:val="1"/>
     </w:pPr>
     <w:rPr>
@@ -777,7 +742,7 @@
       <w:b/>
       <w:bCs/>
       <w:color w:val="17354B"/>
-      <w:sz w:val="22"/>
+      <w:sz w:val="20"/>
       <w:szCs w:val="26"/>
     </w:rPr>
   </w:style>
@@ -1031,10 +996,7 @@
     <w:qFormat/>
     <w:rsid w:val="00FC693F"/>
     <w:pPr>
-      <w:pBdr>
-        <w:bottom w:val="single" w:sz="8" w:space="4" w:color="4F81BD" w:themeColor="accent1"/>
-      </w:pBdr>
-      <w:spacing w:after="300" w:line="240" w:lineRule="auto"/>
+      <w:spacing w:after="120" w:line="240" w:lineRule="auto"/>
       <w:contextualSpacing/>
     </w:pPr>
     <w:rPr>
@@ -1042,7 +1004,7 @@
       <w:color w:val="17354B"/>
       <w:spacing w:val="5"/>
       <w:kern w:val="28"/>
-      <w:sz w:val="46"/>
+      <w:sz w:val="40"/>
       <w:szCs w:val="52"/>
     </w:rPr>
   </w:style>
@@ -1518,9 +1480,6 @@
     <w:qFormat/>
     <w:rsid w:val="00FC693F"/>
     <w:pPr>
-      <w:pBdr>
-        <w:bottom w:val="single" w:sz="4" w:space="4" w:color="4F81BD" w:themeColor="accent1"/>
-      </w:pBdr>
       <w:spacing w:before="200" w:after="280"/>
       <w:ind w:left="936" w:right="936"/>
     </w:pPr>

--- a/docs/student-worksheet.docx
+++ b/docs/student-worksheet.docx
@@ -7,17 +7,17 @@
         <w:pStyle w:val="Title"/>
       </w:pPr>
       <w:r>
-        <w:t>Autonomous Robot Sorting</w:t>
+        <w:t>My sorting factory</w:t>
       </w:r>
     </w:p>
     <w:p>
       <w:r>
-        <w:t>Team: __________  Names: ____________________  22 October 2026</w:t>
+        <w:t>22 October 2026 · Pair names ______________________________</w:t>
       </w:r>
     </w:p>
     <w:p>
       <w:r>
-        <w:t>Mission: Observe, decide, act, check. Sort red and blue objects. Reject unknown or missing readings. Work in pairs: one types, one predicts; swap roles after each activity.</w:t>
+        <w:t>Use this page to record ideas. The notebook explains each step. One partner predicts, one types; swap roles after each activity. Open your team copy and run with Shift+Enter. Save with Ctrl+S or Command+S.</w:t>
       </w:r>
     </w:p>
     <w:p>
@@ -25,42 +25,22 @@
         <w:pStyle w:val="Heading1"/>
       </w:pPr>
       <w:r>
-        <w:t>A. First Python experiments (25 min)</w:t>
+        <w:t>A First program 25 minutes</w:t>
       </w:r>
     </w:p>
     <w:p>
       <w:r>
-        <w:t xml:space="preserve">Run </w:t>
-      </w:r>
-      <w:r>
-        <w:rPr>
-          <w:rFonts w:ascii="DejaVu Sans Mono" w:hAnsi="DejaVu Sans Mono"/>
-          <w:sz w:val="18"/>
-        </w:rPr>
-        <w:t>python exercises/01_python.py</w:t>
-      </w:r>
-      <w:r>
-        <w:t>. Predict first: how many greeting lines? ____</w:t>
+        <w:t>Before running, I predict the last object number and destination:</w:t>
       </w:r>
     </w:p>
     <w:p>
       <w:r>
-        <w:t>Change the greeting and make it repeat five times. Actual greeting lines: ____</w:t>
+        <w:t>____________________________________________________________</w:t>
       </w:r>
     </w:p>
     <w:p>
       <w:r>
-        <w:t xml:space="preserve">Change the color decision so red goes right and blue goes left. Explain your </w:t>
-      </w:r>
-      <w:r>
-        <w:rPr>
-          <w:rFonts w:ascii="DejaVu Sans Mono" w:hAnsi="DejaVu Sans Mono"/>
-          <w:sz w:val="18"/>
-        </w:rPr>
-        <w:t>if</w:t>
-      </w:r>
-      <w:r>
-        <w:t>: ____________________</w:t>
+        <w:t>One value we changed __________________ Output __________________</w:t>
       </w:r>
     </w:p>
     <w:p>
@@ -68,32 +48,27 @@
         <w:pStyle w:val="Heading1"/>
       </w:pPr>
       <w:r>
-        <w:t>B. Sensors and decisions (35 min)</w:t>
+        <w:t>B Camera decisions 35 minutes</w:t>
       </w:r>
     </w:p>
     <w:p>
       <w:r>
-        <w:t xml:space="preserve">Run </w:t>
-      </w:r>
-      <w:r>
-        <w:rPr>
-          <w:rFonts w:ascii="DejaVu Sans Mono" w:hAnsi="DejaVu Sans Mono"/>
-          <w:sz w:val="18"/>
-        </w:rPr>
-        <w:t>python exercises/03_vision.py</w:t>
-      </w:r>
-      <w:r>
-        <w:t>. Predict what red / blue / unknown produce.</w:t>
+        <w:t>For the original five reports, predict: left ____ right ____ reject ____</w:t>
       </w:r>
     </w:p>
     <w:p>
       <w:r>
-        <w:t>Try an unfamiliar color and a missing reading. What should happen? ____________________</w:t>
+        <w:t>After running: left ____ right ____ reject ____</w:t>
       </w:r>
     </w:p>
     <w:p>
       <w:r>
-        <w:t>Compare the image examples or live camera. One recognition problem: ____________________</w:t>
+        <w:t>An actual red object reported as blue goes ______________________</w:t>
+      </w:r>
+    </w:p>
+    <w:p>
+      <w:r>
+        <w:t>A report I would reject and why _______________________________</w:t>
       </w:r>
     </w:p>
     <w:p>
@@ -101,37 +76,22 @@
         <w:pStyle w:val="Heading1"/>
       </w:pPr>
       <w:r>
-        <w:t>C. Robot, conveyor and camera (3 × 15 min)</w:t>
+        <w:t>C Three station rotations 45 minutes</w:t>
       </w:r>
     </w:p>
     <w:p>
       <w:r>
-        <w:t xml:space="preserve">Follow your assigned rotation. Keep hands clear of moving equipment. The instructor enables physical motion. Offline: </w:t>
-      </w:r>
-      <w:r>
-        <w:rPr>
-          <w:rFonts w:ascii="DejaVu Sans Mono" w:hAnsi="DejaVu Sans Mono"/>
-          <w:sz w:val="18"/>
-        </w:rPr>
-        <w:t>python exercises/02_robot.py</w:t>
-      </w:r>
-      <w:r>
-        <w:t xml:space="preserve"> and </w:t>
-      </w:r>
-      <w:r>
-        <w:rPr>
-          <w:rFonts w:ascii="DejaVu Sans Mono" w:hAnsi="DejaVu Sans Mono"/>
-          <w:sz w:val="18"/>
-        </w:rPr>
-        <w:t>python -m workshop</w:t>
-      </w:r>
-      <w:r>
-        <w:t>.</w:t>
+        <w:t>Spend 15 minutes each at robot, conveyor and camera.</w:t>
       </w:r>
     </w:p>
     <w:p>
       <w:r>
-        <w:t>One observation: ____________________  One improvement: ____________________</w:t>
+        <w:t>A sensor measures __________________ An actuator changes __________</w:t>
+      </w:r>
+    </w:p>
+    <w:p>
+      <w:r>
+        <w:t>Why stop before picking ______________________________________</w:t>
       </w:r>
     </w:p>
     <w:p>
@@ -139,62 +99,27 @@
         <w:pStyle w:val="Heading1"/>
       </w:pPr>
       <w:r>
-        <w:t>D. Build your sorter (45 min)</w:t>
+        <w:t>D Our complete factory 45 minutes</w:t>
       </w:r>
     </w:p>
     <w:p>
       <w:r>
-        <w:t xml:space="preserve">Run </w:t>
-      </w:r>
-      <w:r>
-        <w:rPr>
-          <w:rFonts w:ascii="DejaVu Sans Mono" w:hAnsi="DejaVu Sans Mono"/>
-          <w:sz w:val="18"/>
-        </w:rPr>
-        <w:t>python exercises/04_sort.py</w:t>
-      </w:r>
-      <w:r>
-        <w:t>. Use the five-object sequence shown in the file.</w:t>
+        <w:t>Our changed rule _____________________________________________</w:t>
       </w:r>
     </w:p>
     <w:p>
       <w:r>
-        <w:t>Predict: left ____ right ____ reject ____  Actual: left ____ right ____ reject ____</w:t>
+        <w:t>Prediction: left ____ right ____ reject ____ total ____</w:t>
       </w:r>
     </w:p>
     <w:p>
       <w:r>
-        <w:t>Reverse red and blue destinations; run again. Does unknown stay rejected? ____</w:t>
+        <w:t>Observed: left ____ right ____ reject ____ total ____</w:t>
       </w:r>
     </w:p>
     <w:p>
       <w:r>
-        <w:t xml:space="preserve">Run </w:t>
-      </w:r>
-      <w:r>
-        <w:rPr>
-          <w:rFonts w:ascii="DejaVu Sans Mono" w:hAnsi="DejaVu Sans Mono"/>
-          <w:sz w:val="18"/>
-        </w:rPr>
-        <w:t>python exercises/05_visual_sort.py</w:t>
-      </w:r>
-      <w:r>
-        <w:t xml:space="preserve">; open </w:t>
-      </w:r>
-      <w:r>
-        <w:rPr>
-          <w:rFonts w:ascii="DejaVu Sans Mono" w:hAnsi="DejaVu Sans Mono"/>
-          <w:sz w:val="18"/>
-        </w:rPr>
-        <w:t>sorting-result.html</w:t>
-      </w:r>
-      <w:r>
-        <w:t xml:space="preserve"> in a browser.</w:t>
-      </w:r>
-    </w:p>
-    <w:p>
-      <w:r>
-        <w:t>Change a Python rule and run again. Which block moved differently? ____________________</w:t>
+        <w:t>Did the action order also match __________________________________</w:t>
       </w:r>
     </w:p>
     <w:p>
@@ -202,52 +127,27 @@
         <w:pStyle w:val="Heading1"/>
       </w:pPr>
       <w:r>
-        <w:t>E. Challenge board (40 min)</w:t>
+        <w:t>E Our experiments 40 minutes</w:t>
       </w:r>
     </w:p>
     <w:p>
       <w:r>
-        <w:t>Finish 1 and 2 first, then choose. Tick a box after you can explain your result.</w:t>
+        <w:t>Challenge and prediction ______________________________________</w:t>
       </w:r>
     </w:p>
     <w:p>
       <w:r>
-        <w:t>[ ] 1 Easy: Reverse the destinations and verify the result.</w:t>
+        <w:t>Observed result ______________________________________________</w:t>
       </w:r>
     </w:p>
     <w:p>
       <w:r>
-        <w:t>[ ] 2 Easy: Count left, right and reject. Do they sum to the number of objects?</w:t>
+        <w:t>A second challenge and what it taught us _______________________</w:t>
       </w:r>
     </w:p>
     <w:p>
       <w:r>
-        <w:t>[ ] 3 Medium: Add green and choose a destination. Test it.</w:t>
-      </w:r>
-    </w:p>
-    <w:p>
-      <w:r>
-        <w:t>[ ] 4 Medium: Reject missing (</w:t>
-      </w:r>
-      <w:r>
-        <w:rPr>
-          <w:rFonts w:ascii="DejaVu Sans Mono" w:hAnsi="DejaVu Sans Mono"/>
-          <w:sz w:val="18"/>
-        </w:rPr>
-        <w:t>None</w:t>
-      </w:r>
-      <w:r>
-        <w:t>) and invalid color readings.</w:t>
-      </w:r>
-    </w:p>
-    <w:p>
-      <w:r>
-        <w:t>[ ] 5 Medium: Create two sequences. Predict counts before running each one.</w:t>
-      </w:r>
-    </w:p>
-    <w:p>
-      <w:r>
-        <w:t>[ ] 6 Advanced: Improve reliability. Demonstrate your idea in simulation.</w:t>
+        <w:t>____________________________________________________________</w:t>
       </w:r>
     </w:p>
     <w:p>
@@ -255,22 +155,22 @@
         <w:pStyle w:val="Heading1"/>
       </w:pPr>
       <w:r>
-        <w:t>Show your result (2–3 min per pair)</w:t>
+        <w:t>Closing 15 minutes</w:t>
       </w:r>
     </w:p>
     <w:p>
       <w:r>
-        <w:t>Our rule: ____________________  Test result: ____________________</w:t>
+        <w:t>One difference between the simulation and a real factory:</w:t>
       </w:r>
     </w:p>
     <w:p>
       <w:r>
-        <w:t>Sensor: __________  Actuator: __________  Failure and response: ____________________</w:t>
+        <w:t>____________________________________________________________</w:t>
       </w:r>
     </w:p>
     <w:p>
       <w:r>
-        <w:t>Stop and ask the instructor if equipment behaves unexpectedly. No installation or ROS commands are needed for these activities.</w:t>
+        <w:t>Notebook route A → B → break → C rotations → D → E → closing. Introduction 25 minutes; break 10 minutes. Total 4 hours. Save your work and keep the original notebook as a clean copy.</w:t>
       </w:r>
     </w:p>
     <w:sectPr>
@@ -1001,7 +901,7 @@
     </w:pPr>
     <w:rPr>
       <w:rFonts w:asciiTheme="majorHAnsi" w:eastAsiaTheme="majorEastAsia" w:hAnsiTheme="majorHAnsi" w:cstheme="majorBidi" w:ascii="DejaVu Sans" w:hAnsi="DejaVu Sans"/>
-      <w:color w:val="17354B"/>
+      <w:color w:val="000000"/>
       <w:spacing w:val="5"/>
       <w:kern w:val="28"/>
       <w:sz w:val="40"/>

--- a/docs/student-worksheet.docx
+++ b/docs/student-worksheet.docx
@@ -17,7 +17,7 @@
     </w:p>
     <w:p>
       <w:r>
-        <w:t>Use this page to record ideas. The notebook explains each step. One partner predicts, one types; swap roles after each activity. Open your team copy and run with Shift+Enter. Save with Ctrl+S or Command+S.</w:t>
+        <w:t>Predict → change one thing → run → check. One partner predicts and one types; swap. Run notebook cells with Shift+Enter and save with Ctrl+S or Command+S. Red → left; blue → right; everything else → reject.</w:t>
       </w:r>
     </w:p>
     <w:p>
@@ -25,22 +25,22 @@
         <w:pStyle w:val="Heading1"/>
       </w:pPr>
       <w:r>
-        <w:t>A First program 25 minutes</w:t>
+        <w:t>Logic and Python 25 to 65 minutes</w:t>
       </w:r>
     </w:p>
     <w:p>
       <w:r>
-        <w:t>Before running, I predict the last object number and destination:</w:t>
+        <w:t>Blockly levels 1–3: one wrong step and its repair __________________</w:t>
       </w:r>
     </w:p>
     <w:p>
       <w:r>
-        <w:t>____________________________________________________________</w:t>
+        <w:t>Python value we changed ______________ Predicted output ___________</w:t>
       </w:r>
     </w:p>
     <w:p>
       <w:r>
-        <w:t>One value we changed __________________ Output __________________</w:t>
+        <w:t>Observed output ___________________ = stores; == asks if equal.</w:t>
       </w:r>
     </w:p>
     <w:p>
@@ -48,27 +48,17 @@
         <w:pStyle w:val="Heading1"/>
       </w:pPr>
       <w:r>
-        <w:t>B Camera decisions 35 minutes</w:t>
+        <w:t>Camera learning 65 to 85 minutes</w:t>
       </w:r>
     </w:p>
     <w:p>
       <w:r>
-        <w:t>For the original five reports, predict: left ____ right ____ reject ____</w:t>
+        <w:t>A red object reported as blue goes __________ A missing report goes _______</w:t>
       </w:r>
     </w:p>
     <w:p>
       <w:r>
-        <w:t>After running: left ____ right ____ reject ____</w:t>
-      </w:r>
-    </w:p>
-    <w:p>
-      <w:r>
-        <w:t>An actual red object reported as blue goes ______________________</w:t>
-      </w:r>
-    </w:p>
-    <w:p>
-      <w:r>
-        <w:t>A report I would reject and why _______________________________</w:t>
+        <w:t>Changed background or lighting and result ________________________</w:t>
       </w:r>
     </w:p>
     <w:p>
@@ -76,22 +66,12 @@
         <w:pStyle w:val="Heading1"/>
       </w:pPr>
       <w:r>
-        <w:t>C Three station rotations 45 minutes</w:t>
+        <w:t>Break 85 to 95 minutes</w:t>
       </w:r>
     </w:p>
     <w:p>
       <w:r>
-        <w:t>Spend 15 minutes each at robot, conveyor and camera.</w:t>
-      </w:r>
-    </w:p>
-    <w:p>
-      <w:r>
-        <w:t>A sensor measures __________________ An actuator changes __________</w:t>
-      </w:r>
-    </w:p>
-    <w:p>
-      <w:r>
-        <w:t>Why stop before picking ______________________________________</w:t>
+        <w:t>Save. Your group starts at _______________________________</w:t>
       </w:r>
     </w:p>
     <w:p>
@@ -99,27 +79,32 @@
         <w:pStyle w:val="Heading1"/>
       </w:pPr>
       <w:r>
-        <w:t>D Our complete factory 45 minutes</w:t>
+        <w:t>Three stations 95 to 140 minutes</w:t>
       </w:r>
     </w:p>
     <w:p>
       <w:r>
-        <w:t>Our changed rule _____________________________________________</w:t>
+        <w:t>Robot and twin evidence circle one: LIVE / invented DEMO</w:t>
       </w:r>
     </w:p>
     <w:p>
       <w:r>
-        <w:t>Prediction: left ____ right ____ reject ____ total ____</w:t>
+        <w:t>Joint ______________ Relative prediction ______ Absolute prediction ______</w:t>
       </w:r>
     </w:p>
     <w:p>
       <w:r>
-        <w:t>Observed: left ____ right ____ reject ____ total ____</w:t>
+        <w:t>One observed direction or possible twin mismatch __________________</w:t>
       </w:r>
     </w:p>
     <w:p>
       <w:r>
-        <w:t>Did the action order also match __________________________________</w:t>
+        <w:t>Camera and conveyor: why stop before picking _____________________</w:t>
+      </w:r>
+    </w:p>
+    <w:p>
+      <w:r>
+        <w:t>Virtual robot: predicted destinations __________ Observed __________</w:t>
       </w:r>
     </w:p>
     <w:p>
@@ -127,27 +112,27 @@
         <w:pStyle w:val="Heading1"/>
       </w:pPr>
       <w:r>
-        <w:t>E Our experiments 40 minutes</w:t>
+        <w:t>Complete factory 140 to 190 minutes</w:t>
       </w:r>
     </w:p>
     <w:p>
       <w:r>
-        <w:t>Challenge and prediction ______________________________________</w:t>
+        <w:t>Our rule change ______________________________________________</w:t>
       </w:r>
     </w:p>
     <w:p>
       <w:r>
-        <w:t>Observed result ______________________________________________</w:t>
+        <w:t>Predicted left ____ right ____ reject ____ total ____</w:t>
       </w:r>
     </w:p>
     <w:p>
       <w:r>
-        <w:t>A second challenge and what it taught us _______________________</w:t>
+        <w:t>Observed left ____ right ____ reject ____ total ____</w:t>
       </w:r>
     </w:p>
     <w:p>
       <w:r>
-        <w:t>____________________________________________________________</w:t>
+        <w:t>Does the action order also match _________________________________</w:t>
       </w:r>
     </w:p>
     <w:p>
@@ -155,22 +140,40 @@
         <w:pStyle w:val="Heading1"/>
       </w:pPr>
       <w:r>
-        <w:t>Closing 15 minutes</w:t>
+        <w:t>Challenges 190 to 225 minutes</w:t>
       </w:r>
     </w:p>
     <w:p>
       <w:r>
-        <w:t>One difference between the simulation and a real factory:</w:t>
+        <w:t>Experiment 1 prediction ________________________________________</w:t>
+      </w:r>
+    </w:p>
+    <w:p>
+      <w:r>
+        <w:t>Evidence _____________________________________________________</w:t>
+      </w:r>
+    </w:p>
+    <w:p>
+      <w:r>
+        <w:t>Experiment 2 prediction and evidence ____________________________</w:t>
+      </w:r>
+    </w:p>
+    <w:p>
+      <w:pPr>
+        <w:pStyle w:val="Heading1"/>
+      </w:pPr>
+      <w:r>
+        <w:t>Demos 225 to 240 minutes</w:t>
+      </w:r>
+    </w:p>
+    <w:p>
+      <w:r>
+        <w:t>One change, one result, one real-world limitation __________________</w:t>
       </w:r>
     </w:p>
     <w:p>
       <w:r>
         <w:t>____________________________________________________________</w:t>
-      </w:r>
-    </w:p>
-    <w:p>
-      <w:r>
-        <w:t>Notebook route A → B → break → C rotations → D → E → closing. Introduction 25 minutes; break 10 minutes. Total 4 hours. Save your work and keep the original notebook as a clean copy.</w:t>
       </w:r>
     </w:p>
     <w:sectPr>

--- a/docs/student-worksheet.docx
+++ b/docs/student-worksheet.docx
@@ -7,17 +7,488 @@
         <w:pStyle w:val="Title"/>
       </w:pPr>
       <w:r>
-        <w:t>My sorting factory</w:t>
+        <w:t>Robot factory worksheet</w:t>
       </w:r>
     </w:p>
     <w:p>
       <w:r>
-        <w:t>22 October 2026 · Pair names ______________________________</w:t>
+        <w:t>Build an offline robot factory from ordered instructions. Start with one fixed pickup fixture and one fixed destination. Pair roles: driver edits; observer predicts and checks; swap halfway. Only the instructor enables supervised hardware.</w:t>
       </w:r>
     </w:p>
     <w:p>
       <w:r>
-        <w:t>Predict → change one thing → run → check. One partner predicts and one types; swap. Run notebook cells with Shift+Enter and save with Ctrl+S or Command+S. Red → left; blue → right; everything else → reject.</w:t>
+        <w:t>Pair names: __________________  Driver first: __________  Observer first: __________</w:t>
+      </w:r>
+    </w:p>
+    <w:tbl>
+      <w:tblPr>
+        <w:tblStyle w:val="LightShading-Accent1"/>
+        <w:tblW w:type="auto" w:w="0"/>
+        <w:tblLook w:firstColumn="1" w:firstRow="1" w:lastColumn="0" w:lastRow="0" w:noHBand="0" w:noVBand="1" w:val="04A0"/>
+      </w:tblPr>
+      <w:tblGrid>
+        <w:gridCol w:w="3413"/>
+        <w:gridCol w:w="3413"/>
+        <w:gridCol w:w="3413"/>
+      </w:tblGrid>
+      <w:tr>
+        <w:trPr>
+          <w:tblHeader/>
+        </w:trPr>
+        <w:tc>
+          <w:tcPr>
+            <w:tcW w:type="dxa" w:w="3413"/>
+          </w:tcPr>
+          <w:p>
+            <w:r>
+              <w:rPr>
+                <w:sz w:val="16"/>
+              </w:rPr>
+              <w:t>Minutes</w:t>
+            </w:r>
+          </w:p>
+        </w:tc>
+        <w:tc>
+          <w:tcPr>
+            <w:tcW w:type="dxa" w:w="3413"/>
+          </w:tcPr>
+          <w:p>
+            <w:r>
+              <w:rPr>
+                <w:sz w:val="16"/>
+              </w:rPr>
+              <w:t>Duration</w:t>
+            </w:r>
+          </w:p>
+        </w:tc>
+        <w:tc>
+          <w:tcPr>
+            <w:tcW w:type="dxa" w:w="3413"/>
+          </w:tcPr>
+          <w:p>
+            <w:r>
+              <w:rPr>
+                <w:sz w:val="16"/>
+              </w:rPr>
+              <w:t>Session</w:t>
+            </w:r>
+          </w:p>
+        </w:tc>
+      </w:tr>
+      <w:tr>
+        <w:tc>
+          <w:tcPr>
+            <w:tcW w:type="dxa" w:w="3413"/>
+          </w:tcPr>
+          <w:p>
+            <w:r>
+              <w:rPr>
+                <w:sz w:val="16"/>
+              </w:rPr>
+              <w:t>0-20</w:t>
+            </w:r>
+          </w:p>
+        </w:tc>
+        <w:tc>
+          <w:tcPr>
+            <w:tcW w:type="dxa" w:w="3413"/>
+          </w:tcPr>
+          <w:p>
+            <w:r>
+              <w:rPr>
+                <w:sz w:val="16"/>
+              </w:rPr>
+              <w:t>20</w:t>
+            </w:r>
+          </w:p>
+        </w:tc>
+        <w:tc>
+          <w:tcPr>
+            <w:tcW w:type="dxa" w:w="3413"/>
+          </w:tcPr>
+          <w:p>
+            <w:r>
+              <w:rPr>
+                <w:sz w:val="16"/>
+              </w:rPr>
+              <w:t>Meet our factory</w:t>
+            </w:r>
+          </w:p>
+        </w:tc>
+      </w:tr>
+      <w:tr>
+        <w:tc>
+          <w:tcPr>
+            <w:tcW w:type="dxa" w:w="3413"/>
+          </w:tcPr>
+          <w:p>
+            <w:r>
+              <w:rPr>
+                <w:sz w:val="16"/>
+              </w:rPr>
+              <w:t>20-45</w:t>
+            </w:r>
+          </w:p>
+        </w:tc>
+        <w:tc>
+          <w:tcPr>
+            <w:tcW w:type="dxa" w:w="3413"/>
+          </w:tcPr>
+          <w:p>
+            <w:r>
+              <w:rPr>
+                <w:sz w:val="16"/>
+              </w:rPr>
+              <w:t>25</w:t>
+            </w:r>
+          </w:p>
+        </w:tc>
+        <w:tc>
+          <w:tcPr>
+            <w:tcW w:type="dxa" w:w="3413"/>
+          </w:tcPr>
+          <w:p>
+            <w:r>
+              <w:rPr>
+                <w:sz w:val="16"/>
+              </w:rPr>
+              <w:t>Ordered instructions</w:t>
+            </w:r>
+          </w:p>
+        </w:tc>
+      </w:tr>
+      <w:tr>
+        <w:tc>
+          <w:tcPr>
+            <w:tcW w:type="dxa" w:w="3413"/>
+          </w:tcPr>
+          <w:p>
+            <w:r>
+              <w:rPr>
+                <w:sz w:val="16"/>
+              </w:rPr>
+              <w:t>45-65</w:t>
+            </w:r>
+          </w:p>
+        </w:tc>
+        <w:tc>
+          <w:tcPr>
+            <w:tcW w:type="dxa" w:w="3413"/>
+          </w:tcPr>
+          <w:p>
+            <w:r>
+              <w:rPr>
+                <w:sz w:val="16"/>
+              </w:rPr>
+              <w:t>20</w:t>
+            </w:r>
+          </w:p>
+        </w:tc>
+        <w:tc>
+          <w:tcPr>
+            <w:tcW w:type="dxa" w:w="3413"/>
+          </w:tcPr>
+          <w:p>
+            <w:r>
+              <w:rPr>
+                <w:sz w:val="16"/>
+              </w:rPr>
+              <w:t>Observations and uncertainty</w:t>
+            </w:r>
+          </w:p>
+        </w:tc>
+      </w:tr>
+      <w:tr>
+        <w:tc>
+          <w:tcPr>
+            <w:tcW w:type="dxa" w:w="3413"/>
+          </w:tcPr>
+          <w:p>
+            <w:r>
+              <w:rPr>
+                <w:sz w:val="16"/>
+              </w:rPr>
+              <w:t>65-95</w:t>
+            </w:r>
+          </w:p>
+        </w:tc>
+        <w:tc>
+          <w:tcPr>
+            <w:tcW w:type="dxa" w:w="3413"/>
+          </w:tcPr>
+          <w:p>
+            <w:r>
+              <w:rPr>
+                <w:sz w:val="16"/>
+              </w:rPr>
+              <w:t>30</w:t>
+            </w:r>
+          </w:p>
+        </w:tc>
+        <w:tc>
+          <w:tcPr>
+            <w:tcW w:type="dxa" w:w="3413"/>
+          </w:tcPr>
+          <w:p>
+            <w:r>
+              <w:rPr>
+                <w:sz w:val="16"/>
+              </w:rPr>
+              <w:t>First Python edits</w:t>
+            </w:r>
+          </w:p>
+        </w:tc>
+      </w:tr>
+      <w:tr>
+        <w:tc>
+          <w:tcPr>
+            <w:tcW w:type="dxa" w:w="3413"/>
+          </w:tcPr>
+          <w:p>
+            <w:r>
+              <w:rPr>
+                <w:sz w:val="16"/>
+              </w:rPr>
+              <w:t>95-105</w:t>
+            </w:r>
+          </w:p>
+        </w:tc>
+        <w:tc>
+          <w:tcPr>
+            <w:tcW w:type="dxa" w:w="3413"/>
+          </w:tcPr>
+          <w:p>
+            <w:r>
+              <w:rPr>
+                <w:sz w:val="16"/>
+              </w:rPr>
+              <w:t>10</w:t>
+            </w:r>
+          </w:p>
+        </w:tc>
+        <w:tc>
+          <w:tcPr>
+            <w:tcW w:type="dxa" w:w="3413"/>
+          </w:tcPr>
+          <w:p>
+            <w:r>
+              <w:rPr>
+                <w:sz w:val="16"/>
+              </w:rPr>
+              <w:t>Break</w:t>
+            </w:r>
+          </w:p>
+        </w:tc>
+      </w:tr>
+      <w:tr>
+        <w:tc>
+          <w:tcPr>
+            <w:tcW w:type="dxa" w:w="3413"/>
+          </w:tcPr>
+          <w:p>
+            <w:r>
+              <w:rPr>
+                <w:sz w:val="16"/>
+              </w:rPr>
+              <w:t>105-120</w:t>
+            </w:r>
+          </w:p>
+        </w:tc>
+        <w:tc>
+          <w:tcPr>
+            <w:tcW w:type="dxa" w:w="3413"/>
+          </w:tcPr>
+          <w:p>
+            <w:r>
+              <w:rPr>
+                <w:sz w:val="16"/>
+              </w:rPr>
+              <w:t>15</w:t>
+            </w:r>
+          </w:p>
+        </w:tc>
+        <w:tc>
+          <w:tcPr>
+            <w:tcW w:type="dxa" w:w="3413"/>
+          </w:tcPr>
+          <w:p>
+            <w:r>
+              <w:rPr>
+                <w:sz w:val="16"/>
+              </w:rPr>
+              <w:t>Teach inspect and replay demonstration</w:t>
+            </w:r>
+          </w:p>
+        </w:tc>
+      </w:tr>
+      <w:tr>
+        <w:tc>
+          <w:tcPr>
+            <w:tcW w:type="dxa" w:w="3413"/>
+          </w:tcPr>
+          <w:p>
+            <w:r>
+              <w:rPr>
+                <w:sz w:val="16"/>
+              </w:rPr>
+              <w:t>120-165</w:t>
+            </w:r>
+          </w:p>
+        </w:tc>
+        <w:tc>
+          <w:tcPr>
+            <w:tcW w:type="dxa" w:w="3413"/>
+          </w:tcPr>
+          <w:p>
+            <w:r>
+              <w:rPr>
+                <w:sz w:val="16"/>
+              </w:rPr>
+              <w:t>45</w:t>
+            </w:r>
+          </w:p>
+        </w:tc>
+        <w:tc>
+          <w:tcPr>
+            <w:tcW w:type="dxa" w:w="3413"/>
+          </w:tcPr>
+          <w:p>
+            <w:r>
+              <w:rPr>
+                <w:sz w:val="16"/>
+              </w:rPr>
+              <w:t>Explore three stations</w:t>
+            </w:r>
+          </w:p>
+        </w:tc>
+      </w:tr>
+      <w:tr>
+        <w:tc>
+          <w:tcPr>
+            <w:tcW w:type="dxa" w:w="3413"/>
+          </w:tcPr>
+          <w:p>
+            <w:r>
+              <w:rPr>
+                <w:sz w:val="16"/>
+              </w:rPr>
+              <w:t>165-210</w:t>
+            </w:r>
+          </w:p>
+        </w:tc>
+        <w:tc>
+          <w:tcPr>
+            <w:tcW w:type="dxa" w:w="3413"/>
+          </w:tcPr>
+          <w:p>
+            <w:r>
+              <w:rPr>
+                <w:sz w:val="16"/>
+              </w:rPr>
+              <w:t>45</w:t>
+            </w:r>
+          </w:p>
+        </w:tc>
+        <w:tc>
+          <w:tcPr>
+            <w:tcW w:type="dxa" w:w="3413"/>
+          </w:tcPr>
+          <w:p>
+            <w:r>
+              <w:rPr>
+                <w:sz w:val="16"/>
+              </w:rPr>
+              <w:t>Build the physical sequence</w:t>
+            </w:r>
+          </w:p>
+        </w:tc>
+      </w:tr>
+      <w:tr>
+        <w:tc>
+          <w:tcPr>
+            <w:tcW w:type="dxa" w:w="3413"/>
+          </w:tcPr>
+          <w:p>
+            <w:r>
+              <w:rPr>
+                <w:sz w:val="16"/>
+              </w:rPr>
+              <w:t>210-230</w:t>
+            </w:r>
+          </w:p>
+        </w:tc>
+        <w:tc>
+          <w:tcPr>
+            <w:tcW w:type="dxa" w:w="3413"/>
+          </w:tcPr>
+          <w:p>
+            <w:r>
+              <w:rPr>
+                <w:sz w:val="16"/>
+              </w:rPr>
+              <w:t>20</w:t>
+            </w:r>
+          </w:p>
+        </w:tc>
+        <w:tc>
+          <w:tcPr>
+            <w:tcW w:type="dxa" w:w="3413"/>
+          </w:tcPr>
+          <w:p>
+            <w:r>
+              <w:rPr>
+                <w:sz w:val="16"/>
+              </w:rPr>
+              <w:t>Improve one failure</w:t>
+            </w:r>
+          </w:p>
+        </w:tc>
+      </w:tr>
+      <w:tr>
+        <w:tc>
+          <w:tcPr>
+            <w:tcW w:type="dxa" w:w="3413"/>
+          </w:tcPr>
+          <w:p>
+            <w:r>
+              <w:rPr>
+                <w:sz w:val="16"/>
+              </w:rPr>
+              <w:t>230-240</w:t>
+            </w:r>
+          </w:p>
+        </w:tc>
+        <w:tc>
+          <w:tcPr>
+            <w:tcW w:type="dxa" w:w="3413"/>
+          </w:tcPr>
+          <w:p>
+            <w:r>
+              <w:rPr>
+                <w:sz w:val="16"/>
+              </w:rPr>
+              <w:t>10</w:t>
+            </w:r>
+          </w:p>
+        </w:tc>
+        <w:tc>
+          <w:tcPr>
+            <w:tcW w:type="dxa" w:w="3413"/>
+          </w:tcPr>
+          <w:p>
+            <w:r>
+              <w:rPr>
+                <w:sz w:val="16"/>
+              </w:rPr>
+              <w:t>Three pair demonstrations</w:t>
+            </w:r>
+          </w:p>
+        </w:tc>
+      </w:tr>
+    </w:tbl>
+    <w:p>
+      <w:r>
+        <w:br w:type="page"/>
       </w:r>
     </w:p>
     <w:p>
@@ -25,22 +496,42 @@
         <w:pStyle w:val="Heading1"/>
       </w:pPr>
       <w:r>
-        <w:t>Logic and Python 25 to 65 minutes</w:t>
+        <w:t>Make a short conveyor story</w:t>
       </w:r>
     </w:p>
     <w:p>
       <w:r>
-        <w:t>Blockly levels 1–3: one wrong step and its repair __________________</w:t>
+        <w:t>Put instructions in order and repeat a small section.</w:t>
       </w:r>
     </w:p>
     <w:p>
       <w:r>
-        <w:t>Python value we changed ______________ Predicted output ___________</w:t>
+        <w:t>Predict: ______________________________</w:t>
       </w:r>
     </w:p>
     <w:p>
       <w:r>
-        <w:t>Observed output ___________________ = stores; == asks if equal.</w:t>
+        <w:t>One change: ___________________________</w:t>
+      </w:r>
+    </w:p>
+    <w:p>
+      <w:r>
+        <w:t>Run and observed evidence: ______________________________</w:t>
+      </w:r>
+    </w:p>
+    <w:p>
+      <w:r>
+        <w:t>Explain and limit: ______________________________</w:t>
+      </w:r>
+    </w:p>
+    <w:p>
+      <w:r>
+        <w:t>Evidence source (circle): PAPER / SIMULATION / PHYSICAL</w:t>
+      </w:r>
+    </w:p>
+    <w:p>
+      <w:r>
+        <w:t>Success check: Your pair can trace the order, predict a repeat count and explain one corrected sequence.</w:t>
       </w:r>
     </w:p>
     <w:p>
@@ -48,17 +539,47 @@
         <w:pStyle w:val="Heading1"/>
       </w:pPr>
       <w:r>
-        <w:t>Camera learning 65 to 85 minutes</w:t>
+        <w:t>Separate the object from its report</w:t>
       </w:r>
     </w:p>
     <w:p>
       <w:r>
-        <w:t>A red object reported as blue goes __________ A missing report goes _______</w:t>
+        <w:t>Recognise missing and incorrect observations.</w:t>
       </w:r>
     </w:p>
     <w:p>
       <w:r>
-        <w:t>Changed background or lighting and result ________________________</w:t>
+        <w:t>Predict: ______________________________</w:t>
+      </w:r>
+    </w:p>
+    <w:p>
+      <w:r>
+        <w:t>One change: ___________________________</w:t>
+      </w:r>
+    </w:p>
+    <w:p>
+      <w:r>
+        <w:t>Run and observed evidence: ______________________________</w:t>
+      </w:r>
+    </w:p>
+    <w:p>
+      <w:r>
+        <w:t>Explain and limit: ______________________________</w:t>
+      </w:r>
+    </w:p>
+    <w:p>
+      <w:r>
+        <w:t>Evidence source (circle): PAPER / SIMULATION / PHYSICAL</w:t>
+      </w:r>
+    </w:p>
+    <w:p>
+      <w:r>
+        <w:t>Success check: You identify one missing and one wrong report and choose pause/inspect for uncertainty.</w:t>
+      </w:r>
+    </w:p>
+    <w:p>
+      <w:r>
+        <w:br w:type="page"/>
       </w:r>
     </w:p>
     <w:p>
@@ -66,12 +587,42 @@
         <w:pStyle w:val="Heading1"/>
       </w:pPr>
       <w:r>
-        <w:t>Break 85 to 95 minutes</w:t>
+        <w:t>Change a name and a number</w:t>
       </w:r>
     </w:p>
     <w:p>
       <w:r>
-        <w:t>Save. Your group starts at _______________________________</w:t>
+        <w:t>Read and edit a short Python program before sharing the same program representation with blocks.</w:t>
+      </w:r>
+    </w:p>
+    <w:p>
+      <w:r>
+        <w:t>Predict: ______________________________</w:t>
+      </w:r>
+    </w:p>
+    <w:p>
+      <w:r>
+        <w:t>One change: ___________________________</w:t>
+      </w:r>
+    </w:p>
+    <w:p>
+      <w:r>
+        <w:t>Run and observed evidence: ______________________________</w:t>
+      </w:r>
+    </w:p>
+    <w:p>
+      <w:r>
+        <w:t>Explain and limit: ______________________________</w:t>
+      </w:r>
+    </w:p>
+    <w:p>
+      <w:r>
+        <w:t>Evidence source (circle): PAPER / SIMULATION / PHYSICAL</w:t>
+      </w:r>
+    </w:p>
+    <w:p>
+      <w:r>
+        <w:t>Success check: Both partners make one edit and explain it; shared commands are validated before execution.</w:t>
       </w:r>
     </w:p>
     <w:p>
@@ -79,32 +630,47 @@
         <w:pStyle w:val="Heading1"/>
       </w:pPr>
       <w:r>
-        <w:t>Three stations 95 to 140 minutes</w:t>
+        <w:t>Watch teach inspect return replay</w:t>
       </w:r>
     </w:p>
     <w:p>
       <w:r>
-        <w:t>Robot and twin evidence circle one: LIVE / invented DEMO</w:t>
+        <w:t>Understand that a recorded stroke needs validated start/end poses and explicit jaw state.</w:t>
       </w:r>
     </w:p>
     <w:p>
       <w:r>
-        <w:t>Joint ______________ Relative prediction ______ Absolute prediction ______</w:t>
+        <w:t>Predict: ______________________________</w:t>
       </w:r>
     </w:p>
     <w:p>
       <w:r>
-        <w:t>One observed direction or possible twin mismatch __________________</w:t>
+        <w:t>One change: ___________________________</w:t>
       </w:r>
     </w:p>
     <w:p>
       <w:r>
-        <w:t>Camera and conveyor: why stop before picking _____________________</w:t>
+        <w:t>Run and observed evidence: ______________________________</w:t>
       </w:r>
     </w:p>
     <w:p>
       <w:r>
-        <w:t>Virtual robot: predicted destinations __________ Observed __________</w:t>
+        <w:t>Explain and limit: ______________________________</w:t>
+      </w:r>
+    </w:p>
+    <w:p>
+      <w:r>
+        <w:t>Evidence source (circle): PAPER / SIMULATION / PHYSICAL</w:t>
+      </w:r>
+    </w:p>
+    <w:p>
+      <w:r>
+        <w:t>Success check: You can say teach → inspect/validate → return to start → replay, and point to STOP.</w:t>
+      </w:r>
+    </w:p>
+    <w:p>
+      <w:r>
+        <w:br w:type="page"/>
       </w:r>
     </w:p>
     <w:p>
@@ -112,27 +678,42 @@
         <w:pStyle w:val="Heading1"/>
       </w:pPr>
       <w:r>
-        <w:t>Complete factory 140 to 190 minutes</w:t>
+        <w:t>Explore three stations</w:t>
       </w:r>
     </w:p>
     <w:p>
       <w:r>
-        <w:t>Our rule change ______________________________________________</w:t>
+        <w:t>Connect observations, instructions and the robot model.</w:t>
       </w:r>
     </w:p>
     <w:p>
       <w:r>
-        <w:t>Predicted left ____ right ____ reject ____ total ____</w:t>
+        <w:t>Predict: ______________________________</w:t>
       </w:r>
     </w:p>
     <w:p>
       <w:r>
-        <w:t>Observed left ____ right ____ reject ____ total ____</w:t>
+        <w:t>One change: ___________________________</w:t>
       </w:r>
     </w:p>
     <w:p>
       <w:r>
-        <w:t>Does the action order also match _________________________________</w:t>
+        <w:t>Run and observed evidence: ______________________________</w:t>
+      </w:r>
+    </w:p>
+    <w:p>
+      <w:r>
+        <w:t>Explain and limit: ______________________________</w:t>
+      </w:r>
+    </w:p>
+    <w:p>
+      <w:r>
+        <w:t>Evidence source (circle): PAPER / SIMULATION / PHYSICAL</w:t>
+      </w:r>
+    </w:p>
+    <w:p>
+      <w:r>
+        <w:t>Success check: Every pair completes all three positions with one recorded prediction and evidence statement per position.</w:t>
       </w:r>
     </w:p>
     <w:p>
@@ -140,22 +721,47 @@
         <w:pStyle w:val="Heading1"/>
       </w:pPr>
       <w:r>
-        <w:t>Challenges 190 to 225 minutes</w:t>
+        <w:t>Dispense carry pick and place</w:t>
       </w:r>
     </w:p>
     <w:p>
       <w:r>
-        <w:t>Experiment 1 prediction ________________________________________</w:t>
+        <w:t>Assemble the supervised fixed pickup to fixed destination sequence.</w:t>
       </w:r>
     </w:p>
     <w:p>
       <w:r>
-        <w:t>Evidence _____________________________________________________</w:t>
+        <w:t>Predict: ______________________________</w:t>
       </w:r>
     </w:p>
     <w:p>
       <w:r>
-        <w:t>Experiment 2 prediction and evidence ____________________________</w:t>
+        <w:t>One change: ___________________________</w:t>
+      </w:r>
+    </w:p>
+    <w:p>
+      <w:r>
+        <w:t>Run and observed evidence: ______________________________</w:t>
+      </w:r>
+    </w:p>
+    <w:p>
+      <w:r>
+        <w:t>Explain and limit: ______________________________</w:t>
+      </w:r>
+    </w:p>
+    <w:p>
+      <w:r>
+        <w:t>Evidence source (circle): PAPER / SIMULATION / PHYSICAL</w:t>
+      </w:r>
+    </w:p>
+    <w:p>
+      <w:r>
+        <w:t>Success check: Your pair explains the full fixed-fixture sequence and records honest per-step evidence. Physical completion requires observed object transfer; offline completion is labelled rehearsal.</w:t>
+      </w:r>
+    </w:p>
+    <w:p>
+      <w:r>
+        <w:br w:type="page"/>
       </w:r>
     </w:p>
     <w:p>
@@ -163,20 +769,89 @@
         <w:pStyle w:val="Heading1"/>
       </w:pPr>
       <w:r>
-        <w:t>Demos 225 to 240 minutes</w:t>
+        <w:t>Find one failure and test a repair</w:t>
       </w:r>
     </w:p>
     <w:p>
       <w:r>
-        <w:t>One change, one result, one real-world limitation __________________</w:t>
+        <w:t>Use a controlled change and evidence to improve a sequence.</w:t>
       </w:r>
     </w:p>
     <w:p>
       <w:r>
-        <w:t>____________________________________________________________</w:t>
+        <w:t>Predict: ______________________________</w:t>
+      </w:r>
+    </w:p>
+    <w:p>
+      <w:r>
+        <w:t>One change: ___________________________</w:t>
+      </w:r>
+    </w:p>
+    <w:p>
+      <w:r>
+        <w:t>Run and observed evidence: ______________________________</w:t>
+      </w:r>
+    </w:p>
+    <w:p>
+      <w:r>
+        <w:t>Explain and limit: ______________________________</w:t>
+      </w:r>
+    </w:p>
+    <w:p>
+      <w:r>
+        <w:t>Evidence source (circle): PAPER / SIMULATION / PHYSICAL</w:t>
+      </w:r>
+    </w:p>
+    <w:p>
+      <w:r>
+        <w:t>Success check: You show a failing prediction, one repair and a repeated check with its limits.</w:t>
+      </w:r>
+    </w:p>
+    <w:p>
+      <w:pPr>
+        <w:pStyle w:val="Heading1"/>
+      </w:pPr>
+      <w:r>
+        <w:t>Show one prediction and result</w:t>
+      </w:r>
+    </w:p>
+    <w:p>
+      <w:r>
+        <w:t>Explain what your program did and what the evidence cannot prove.</w:t>
+      </w:r>
+    </w:p>
+    <w:p>
+      <w:r>
+        <w:t>Predict: ______________________________</w:t>
+      </w:r>
+    </w:p>
+    <w:p>
+      <w:r>
+        <w:t>One change: ___________________________</w:t>
+      </w:r>
+    </w:p>
+    <w:p>
+      <w:r>
+        <w:t>Run and observed evidence: ______________________________</w:t>
+      </w:r>
+    </w:p>
+    <w:p>
+      <w:r>
+        <w:t>Explain and limit: ______________________________</w:t>
+      </w:r>
+    </w:p>
+    <w:p>
+      <w:r>
+        <w:t>Evidence source (circle): PAPER / SIMULATION / PHYSICAL</w:t>
+      </w:r>
+    </w:p>
+    <w:p>
+      <w:r>
+        <w:t>Success check: All three pairs demonstrate and state a specific limitation.</w:t>
       </w:r>
     </w:p>
     <w:sectPr>
+      <w:footerReference w:type="default" r:id="rId9"/>
       <w:pgSz w:w="11909" w:h="16834"/>
       <w:pgMar w:top="648" w:right="835" w:bottom="648" w:left="835" w:header="720" w:footer="720" w:gutter="0"/>
       <w:cols w:space="720"/>
@@ -184,6 +859,18 @@
     </w:sectPr>
   </w:body>
 </w:document>
+</file>
+
+<file path=word/footer1.xml><?xml version="1.0" encoding="utf-8"?>
+<w:ftr xmlns:m="http://schemas.openxmlformats.org/officeDocument/2006/math" xmlns:mc="http://schemas.openxmlformats.org/markup-compatibility/2006" xmlns:mo="http://schemas.microsoft.com/office/mac/office/2008/main" xmlns:mv="urn:schemas-microsoft-com:mac:vml" xmlns:o="urn:schemas-microsoft-com:office:office" xmlns:r="http://schemas.openxmlformats.org/officeDocument/2006/relationships" xmlns:v="urn:schemas-microsoft-com:vml" xmlns:w10="urn:schemas-microsoft-com:office:word" xmlns:w14="http://schemas.microsoft.com/office/word/2010/wordml" xmlns:w="http://schemas.openxmlformats.org/wordprocessingml/2006/main" xmlns:wne="http://schemas.microsoft.com/office/word/2006/wordml" xmlns:wp14="http://schemas.microsoft.com/office/word/2010/wordprocessingDrawing" xmlns:wp="http://schemas.openxmlformats.org/drawingml/2006/wordprocessingDrawing" xmlns:wpc="http://schemas.microsoft.com/office/word/2010/wordprocessingCanvas" xmlns:wpg="http://schemas.microsoft.com/office/word/2010/wordprocessingGroup" xmlns:wpi="http://schemas.microsoft.com/office/word/2010/wordprocessingInk" xmlns:wps="http://schemas.microsoft.com/office/word/2010/wordprocessingShape" mc:Ignorable="w14 wp14">
+  <w:p>
+    <w:pPr>
+      <w:pStyle w:val="Footer"/>
+      <w:jc w:val="right"/>
+    </w:pPr>
+    <w:fldSimple w:instr="PAGE"/>
+  </w:p>
+</w:ftr>
 </file>
 
 <file path=word/numbering.xml><?xml version="1.0" encoding="utf-8"?>
@@ -554,8 +1241,8 @@
     </w:pPr>
     <w:rPr>
       <w:rFonts w:ascii="DejaVu Sans" w:hAnsi="DejaVu Sans"/>
-      <w:color w:val="17354B"/>
-      <w:sz w:val="20"/>
+      <w:color w:val="000000"/>
+      <w:sz w:val="22"/>
     </w:rPr>
   </w:style>
   <w:style w:type="paragraph" w:styleId="Header">
@@ -620,7 +1307,7 @@
       <w:rFonts w:asciiTheme="majorHAnsi" w:eastAsiaTheme="majorEastAsia" w:hAnsiTheme="majorHAnsi" w:cstheme="majorBidi" w:ascii="DejaVu Sans" w:hAnsi="DejaVu Sans"/>
       <w:b/>
       <w:bCs/>
-      <w:color w:val="17354B"/>
+      <w:color w:val="000000"/>
       <w:sz w:val="22"/>
       <w:szCs w:val="28"/>
     </w:rPr>
@@ -644,7 +1331,7 @@
       <w:rFonts w:asciiTheme="majorHAnsi" w:eastAsiaTheme="majorEastAsia" w:hAnsiTheme="majorHAnsi" w:cstheme="majorBidi" w:ascii="DejaVu Sans" w:hAnsi="DejaVu Sans"/>
       <w:b/>
       <w:bCs/>
-      <w:color w:val="17354B"/>
+      <w:color w:val="000000"/>
       <w:sz w:val="20"/>
       <w:szCs w:val="26"/>
     </w:rPr>

--- a/docs/student-worksheet.docx
+++ b/docs/student-worksheet.docx
@@ -16,6 +16,9 @@
       </w:r>
     </w:p>
     <w:p>
+      <w:pPr>
+        <w:spacing w:after="120"/>
+      </w:pPr>
       <w:r>
         <w:t>Pair names: __________________  Driver first: __________  Observer first: __________</w:t>
       </w:r>
@@ -505,23 +508,35 @@
       </w:r>
     </w:p>
     <w:p>
+      <w:pPr>
+        <w:spacing w:after="120"/>
+      </w:pPr>
       <w:r>
-        <w:t>Predict: ______________________________</w:t>
+        <w:t>Our prediction was ...: ______________________________</w:t>
       </w:r>
     </w:p>
     <w:p>
+      <w:pPr>
+        <w:spacing w:after="120"/>
+      </w:pPr>
       <w:r>
-        <w:t>One change: ___________________________</w:t>
+        <w:t>We changed ...: ______________________________</w:t>
       </w:r>
     </w:p>
     <w:p>
+      <w:pPr>
+        <w:spacing w:after="120"/>
+      </w:pPr>
       <w:r>
-        <w:t>Run and observed evidence: ______________________________</w:t>
+        <w:t>Our evidence was ...: ______________________________</w:t>
       </w:r>
     </w:p>
     <w:p>
+      <w:pPr>
+        <w:spacing w:after="120"/>
+      </w:pPr>
       <w:r>
-        <w:t>Explain and limit: ______________________________</w:t>
+        <w:t>This does not prove ...: ______________________________</w:t>
       </w:r>
     </w:p>
     <w:p>
@@ -548,23 +563,35 @@
       </w:r>
     </w:p>
     <w:p>
+      <w:pPr>
+        <w:spacing w:after="120"/>
+      </w:pPr>
       <w:r>
-        <w:t>Predict: ______________________________</w:t>
+        <w:t>Our prediction was ...: ______________________________</w:t>
       </w:r>
     </w:p>
     <w:p>
+      <w:pPr>
+        <w:spacing w:after="120"/>
+      </w:pPr>
       <w:r>
-        <w:t>One change: ___________________________</w:t>
+        <w:t>We changed ...: ______________________________</w:t>
       </w:r>
     </w:p>
     <w:p>
+      <w:pPr>
+        <w:spacing w:after="120"/>
+      </w:pPr>
       <w:r>
-        <w:t>Run and observed evidence: ______________________________</w:t>
+        <w:t>Our evidence was ...: ______________________________</w:t>
       </w:r>
     </w:p>
     <w:p>
+      <w:pPr>
+        <w:spacing w:after="120"/>
+      </w:pPr>
       <w:r>
-        <w:t>Explain and limit: ______________________________</w:t>
+        <w:t>This does not prove ...: ______________________________</w:t>
       </w:r>
     </w:p>
     <w:p>
@@ -596,23 +623,35 @@
       </w:r>
     </w:p>
     <w:p>
+      <w:pPr>
+        <w:spacing w:after="120"/>
+      </w:pPr>
       <w:r>
-        <w:t>Predict: ______________________________</w:t>
+        <w:t>Our prediction was ...: ______________________________</w:t>
       </w:r>
     </w:p>
     <w:p>
+      <w:pPr>
+        <w:spacing w:after="120"/>
+      </w:pPr>
       <w:r>
-        <w:t>One change: ___________________________</w:t>
+        <w:t>We changed ...: ______________________________</w:t>
       </w:r>
     </w:p>
     <w:p>
+      <w:pPr>
+        <w:spacing w:after="120"/>
+      </w:pPr>
       <w:r>
-        <w:t>Run and observed evidence: ______________________________</w:t>
+        <w:t>Our evidence was ...: ______________________________</w:t>
       </w:r>
     </w:p>
     <w:p>
+      <w:pPr>
+        <w:spacing w:after="120"/>
+      </w:pPr>
       <w:r>
-        <w:t>Explain and limit: ______________________________</w:t>
+        <w:t>This does not prove ...: ______________________________</w:t>
       </w:r>
     </w:p>
     <w:p>
@@ -639,23 +678,35 @@
       </w:r>
     </w:p>
     <w:p>
+      <w:pPr>
+        <w:spacing w:after="120"/>
+      </w:pPr>
       <w:r>
-        <w:t>Predict: ______________________________</w:t>
+        <w:t>Our prediction was ...: ______________________________</w:t>
       </w:r>
     </w:p>
     <w:p>
+      <w:pPr>
+        <w:spacing w:after="120"/>
+      </w:pPr>
       <w:r>
-        <w:t>One change: ___________________________</w:t>
+        <w:t>We changed ...: ______________________________</w:t>
       </w:r>
     </w:p>
     <w:p>
+      <w:pPr>
+        <w:spacing w:after="120"/>
+      </w:pPr>
       <w:r>
-        <w:t>Run and observed evidence: ______________________________</w:t>
+        <w:t>Our evidence was ...: ______________________________</w:t>
       </w:r>
     </w:p>
     <w:p>
+      <w:pPr>
+        <w:spacing w:after="120"/>
+      </w:pPr>
       <w:r>
-        <w:t>Explain and limit: ______________________________</w:t>
+        <w:t>This does not prove ...: ______________________________</w:t>
       </w:r>
     </w:p>
     <w:p>
@@ -687,23 +738,115 @@
       </w:r>
     </w:p>
     <w:p>
+      <w:pPr>
+        <w:keepNext/>
+      </w:pPr>
       <w:r>
-        <w:t>Predict: ______________________________</w:t>
+        <w:t>Arm and twin observation — our prediction:</w:t>
       </w:r>
     </w:p>
     <w:p>
+      <w:pPr>
+        <w:spacing w:after="120"/>
+      </w:pPr>
       <w:r>
-        <w:t>One change: ___________________________</w:t>
+        <w:t>______________________________</w:t>
       </w:r>
     </w:p>
     <w:p>
+      <w:pPr>
+        <w:keepNext/>
+      </w:pPr>
       <w:r>
-        <w:t>Run and observed evidence: ______________________________</w:t>
+        <w:t>Arm and twin observation — run and observed evidence:</w:t>
       </w:r>
     </w:p>
     <w:p>
+      <w:pPr>
+        <w:spacing w:after="120"/>
+      </w:pPr>
       <w:r>
-        <w:t>Explain and limit: ______________________________</w:t>
+        <w:t>______________________________</w:t>
+      </w:r>
+    </w:p>
+    <w:p>
+      <w:pPr>
+        <w:keepNext/>
+      </w:pPr>
+      <w:r>
+        <w:t>Conveyor and observation sequencing — our prediction:</w:t>
+      </w:r>
+    </w:p>
+    <w:p>
+      <w:pPr>
+        <w:spacing w:after="120"/>
+      </w:pPr>
+      <w:r>
+        <w:t>______________________________</w:t>
+      </w:r>
+    </w:p>
+    <w:p>
+      <w:pPr>
+        <w:keepNext/>
+      </w:pPr>
+      <w:r>
+        <w:t>Conveyor and observation sequencing — run and observed evidence:</w:t>
+      </w:r>
+    </w:p>
+    <w:p>
+      <w:pPr>
+        <w:spacing w:after="120"/>
+      </w:pPr>
+      <w:r>
+        <w:t>______________________________</w:t>
+      </w:r>
+    </w:p>
+    <w:p>
+      <w:pPr>
+        <w:keepNext/>
+      </w:pPr>
+      <w:r>
+        <w:t>Offline Blockly and Python preparation — our prediction:</w:t>
+      </w:r>
+    </w:p>
+    <w:p>
+      <w:pPr>
+        <w:spacing w:after="120"/>
+      </w:pPr>
+      <w:r>
+        <w:t>______________________________</w:t>
+      </w:r>
+    </w:p>
+    <w:p>
+      <w:pPr>
+        <w:keepNext/>
+      </w:pPr>
+      <w:r>
+        <w:t>Offline Blockly and Python preparation — run and observed evidence:</w:t>
+      </w:r>
+    </w:p>
+    <w:p>
+      <w:pPr>
+        <w:spacing w:after="120"/>
+      </w:pPr>
+      <w:r>
+        <w:t>______________________________</w:t>
+      </w:r>
+    </w:p>
+    <w:p>
+      <w:pPr>
+        <w:spacing w:after="120"/>
+      </w:pPr>
+      <w:r>
+        <w:t>We changed one thing: ______________________________</w:t>
+      </w:r>
+    </w:p>
+    <w:p>
+      <w:pPr>
+        <w:spacing w:after="120"/>
+      </w:pPr>
+      <w:r>
+        <w:t>Explain the result and one limit: ______________________________</w:t>
       </w:r>
     </w:p>
     <w:p>
@@ -714,6 +857,11 @@
     <w:p>
       <w:r>
         <w:t>Success check: Every pair completes all three positions with one recorded prediction and evidence statement per position.</w:t>
+      </w:r>
+    </w:p>
+    <w:p>
+      <w:r>
+        <w:br w:type="page"/>
       </w:r>
     </w:p>
     <w:p>
@@ -730,23 +878,75 @@
       </w:r>
     </w:p>
     <w:p>
+      <w:pPr>
+        <w:spacing w:after="120"/>
+      </w:pPr>
       <w:r>
-        <w:t>Predict: ______________________________</w:t>
+        <w:t>Our overall prediction: ______________________________</w:t>
       </w:r>
     </w:p>
     <w:p>
+      <w:pPr>
+        <w:spacing w:after="120"/>
+      </w:pPr>
       <w:r>
-        <w:t>One change: ___________________________</w:t>
+        <w:t>We changed one thing: ______________________________</w:t>
       </w:r>
     </w:p>
     <w:p>
+      <w:pPr>
+        <w:spacing w:after="120"/>
+      </w:pPr>
       <w:r>
-        <w:t>Run and observed evidence: ______________________________</w:t>
+        <w:t>Dispense — observed evidence: ______________________________</w:t>
       </w:r>
     </w:p>
     <w:p>
+      <w:pPr>
+        <w:spacing w:after="120"/>
+      </w:pPr>
       <w:r>
-        <w:t>Explain and limit: ______________________________</w:t>
+        <w:t>Arrival stopped at pickup fixture — observed evidence: ______________________________</w:t>
+      </w:r>
+    </w:p>
+    <w:p>
+      <w:pPr>
+        <w:spacing w:after="120"/>
+      </w:pPr>
+      <w:r>
+        <w:t>Grasp — observed evidence: ______________________________</w:t>
+      </w:r>
+    </w:p>
+    <w:p>
+      <w:pPr>
+        <w:spacing w:after="120"/>
+      </w:pPr>
+      <w:r>
+        <w:t>Lift — observed evidence: ______________________________</w:t>
+      </w:r>
+    </w:p>
+    <w:p>
+      <w:pPr>
+        <w:spacing w:after="120"/>
+      </w:pPr>
+      <w:r>
+        <w:t>Place and release — observed evidence: ______________________________</w:t>
+      </w:r>
+    </w:p>
+    <w:p>
+      <w:pPr>
+        <w:spacing w:after="120"/>
+      </w:pPr>
+      <w:r>
+        <w:t>Return — observed evidence: ______________________________</w:t>
+      </w:r>
+    </w:p>
+    <w:p>
+      <w:pPr>
+        <w:spacing w:after="120"/>
+      </w:pPr>
+      <w:r>
+        <w:t>Explain the result and one limit: ______________________________</w:t>
       </w:r>
     </w:p>
     <w:p>
@@ -778,23 +978,35 @@
       </w:r>
     </w:p>
     <w:p>
+      <w:pPr>
+        <w:spacing w:after="120"/>
+      </w:pPr>
       <w:r>
-        <w:t>Predict: ______________________________</w:t>
+        <w:t>Our prediction was ...: ______________________________</w:t>
       </w:r>
     </w:p>
     <w:p>
+      <w:pPr>
+        <w:spacing w:after="120"/>
+      </w:pPr>
       <w:r>
-        <w:t>One change: ___________________________</w:t>
+        <w:t>We changed ...: ______________________________</w:t>
       </w:r>
     </w:p>
     <w:p>
+      <w:pPr>
+        <w:spacing w:after="120"/>
+      </w:pPr>
       <w:r>
-        <w:t>Run and observed evidence: ______________________________</w:t>
+        <w:t>Our evidence was ...: ______________________________</w:t>
       </w:r>
     </w:p>
     <w:p>
+      <w:pPr>
+        <w:spacing w:after="120"/>
+      </w:pPr>
       <w:r>
-        <w:t>Explain and limit: ______________________________</w:t>
+        <w:t>This does not prove ...: ______________________________</w:t>
       </w:r>
     </w:p>
     <w:p>
@@ -821,23 +1033,35 @@
       </w:r>
     </w:p>
     <w:p>
+      <w:pPr>
+        <w:spacing w:after="120"/>
+      </w:pPr>
       <w:r>
-        <w:t>Predict: ______________________________</w:t>
+        <w:t>Our prediction was ...: ______________________________</w:t>
       </w:r>
     </w:p>
     <w:p>
+      <w:pPr>
+        <w:spacing w:after="120"/>
+      </w:pPr>
       <w:r>
-        <w:t>One change: ___________________________</w:t>
+        <w:t>We changed ...: ______________________________</w:t>
       </w:r>
     </w:p>
     <w:p>
+      <w:pPr>
+        <w:spacing w:after="120"/>
+      </w:pPr>
       <w:r>
-        <w:t>Run and observed evidence: ______________________________</w:t>
+        <w:t>Our evidence was ...: ______________________________</w:t>
       </w:r>
     </w:p>
     <w:p>
+      <w:pPr>
+        <w:spacing w:after="120"/>
+      </w:pPr>
       <w:r>
-        <w:t>Explain and limit: ______________________________</w:t>
+        <w:t>This does not prove ...: ______________________________</w:t>
       </w:r>
     </w:p>
     <w:p>

--- a/docs/student-worksheet.docx
+++ b/docs/student-worksheet.docx
@@ -567,6 +567,38 @@
         <w:spacing w:after="120"/>
       </w:pPr>
       <w:r>
+        <w:t>Photo input: Student handbook, Separate the object from its report; learner ZIP notebooks/assets/photo-examples.jpg. Human-visible labels; deliberately invented reports, not camera measurements.: ______________________________</w:t>
+      </w:r>
+    </w:p>
+    <w:p>
+      <w:pPr>
+        <w:spacing w:after="120"/>
+      </w:pPr>
+      <w:r>
+        <w:t>Row 1: actual red, report red. Our decision ...: ______________________________</w:t>
+      </w:r>
+    </w:p>
+    <w:p>
+      <w:pPr>
+        <w:spacing w:after="120"/>
+      </w:pPr>
+      <w:r>
+        <w:t>Row 2: actual blue, report None (missing). Our decision ...: ______________________________</w:t>
+      </w:r>
+    </w:p>
+    <w:p>
+      <w:pPr>
+        <w:spacing w:after="120"/>
+      </w:pPr>
+      <w:r>
+        <w:t>Row 3: actual red, report blue. Our decision ...: ______________________________</w:t>
+      </w:r>
+    </w:p>
+    <w:p>
+      <w:pPr>
+        <w:spacing w:after="120"/>
+      </w:pPr>
+      <w:r>
         <w:t>Our prediction was ...: ______________________________</w:t>
       </w:r>
     </w:p>
@@ -674,7 +706,7 @@
     </w:p>
     <w:p>
       <w:r>
-        <w:t>Understand that a recorded stroke needs validated start/end poses and explicit jaw state.</w:t>
+        <w:t>Understand one saved movement (a stroke) and its required start/end arm arrangement (pose), gripper opening (jaw state) and measured references (calibration).</w:t>
       </w:r>
     </w:p>
     <w:p>
